--- a/assets/worksheets/simple-spectrometer/02-multiple-sources.docx
+++ b/assets/worksheets/simple-spectrometer/02-multiple-sources.docx
@@ -1488,7 +1488,7 @@
   <w:docDefaults>
     <w:rPrDefault>
       <w:rPr>
-        <w:rFonts w:asciiTheme="minorHAnsi" w:eastAsiaTheme="minorEastAsia" w:hAnsiTheme="minorHAnsi" w:cstheme="minorBidi"/>
+        <w:rFonts w:ascii="Arial" w:hAnsi="Arial" w:cs="Arial" w:eastAsia="Arial"/>
         <w:sz w:val="22"/>
         <w:szCs w:val="22"/>
         <w:lang w:val="en-US" w:eastAsia="en-US" w:bidi="ar-SA"/>
@@ -1647,7 +1647,7 @@
       <w:spacing w:after="120" w:line="264" w:lineRule="auto"/>
     </w:pPr>
     <w:rPr>
-      <w:rFonts w:ascii="Arial" w:hAnsi="Arial"/>
+      <w:rFonts w:ascii="Arial" w:hAnsi="Arial" w:cs="Arial" w:eastAsia="Arial"/>
       <w:b w:val="0"/>
       <w:color w:val="000000"/>
       <w:sz w:val="22"/>
@@ -1664,7 +1664,7 @@
       <w:spacing w:after="120" w:line="264" w:lineRule="auto"/>
     </w:pPr>
     <w:rPr>
-      <w:rFonts w:ascii="Arial" w:hAnsi="Arial"/>
+      <w:rFonts w:ascii="Arial" w:hAnsi="Arial" w:cs="Arial" w:eastAsia="Arial"/>
       <w:b w:val="0"/>
       <w:color w:val="000000"/>
       <w:sz w:val="18"/>
@@ -1688,7 +1688,7 @@
       <w:spacing w:after="120" w:line="264" w:lineRule="auto"/>
     </w:pPr>
     <w:rPr>
-      <w:rFonts w:ascii="Arial" w:hAnsi="Arial"/>
+      <w:rFonts w:ascii="Arial" w:hAnsi="Arial" w:cs="Arial" w:eastAsia="Arial"/>
       <w:b w:val="0"/>
       <w:color w:val="000000"/>
       <w:sz w:val="18"/>
@@ -1716,7 +1716,7 @@
       <w:outlineLvl w:val="0"/>
     </w:pPr>
     <w:rPr>
-      <w:rFonts w:asciiTheme="majorHAnsi" w:eastAsiaTheme="majorEastAsia" w:hAnsiTheme="majorHAnsi" w:cstheme="majorBidi" w:ascii="Arial" w:hAnsi="Arial"/>
+      <w:rFonts w:ascii="Arial" w:hAnsi="Arial" w:cs="Arial" w:eastAsia="Arial"/>
       <w:b/>
       <w:bCs/>
       <w:color w:val="000000"/>
@@ -1740,7 +1740,7 @@
       <w:outlineLvl w:val="1"/>
     </w:pPr>
     <w:rPr>
-      <w:rFonts w:asciiTheme="majorHAnsi" w:eastAsiaTheme="majorEastAsia" w:hAnsiTheme="majorHAnsi" w:cstheme="majorBidi" w:ascii="Arial" w:hAnsi="Arial"/>
+      <w:rFonts w:ascii="Arial" w:hAnsi="Arial" w:cs="Arial" w:eastAsia="Arial"/>
       <w:b/>
       <w:bCs/>
       <w:color w:val="000000"/>
@@ -1764,7 +1764,7 @@
       <w:outlineLvl w:val="2"/>
     </w:pPr>
     <w:rPr>
-      <w:rFonts w:asciiTheme="majorHAnsi" w:eastAsiaTheme="majorEastAsia" w:hAnsiTheme="majorHAnsi" w:cstheme="majorBidi"/>
+      <w:rFonts w:ascii="Arial" w:hAnsi="Arial" w:cs="Arial" w:eastAsia="Arial"/>
       <w:b/>
       <w:bCs/>
       <w:color w:val="4F81BD" w:themeColor="accent1"/>
@@ -1787,7 +1787,7 @@
       <w:outlineLvl w:val="3"/>
     </w:pPr>
     <w:rPr>
-      <w:rFonts w:asciiTheme="majorHAnsi" w:eastAsiaTheme="majorEastAsia" w:hAnsiTheme="majorHAnsi" w:cstheme="majorBidi"/>
+      <w:rFonts w:ascii="Arial" w:hAnsi="Arial" w:cs="Arial" w:eastAsia="Arial"/>
       <w:b/>
       <w:bCs/>
       <w:i/>
@@ -1812,7 +1812,7 @@
       <w:outlineLvl w:val="4"/>
     </w:pPr>
     <w:rPr>
-      <w:rFonts w:asciiTheme="majorHAnsi" w:eastAsiaTheme="majorEastAsia" w:hAnsiTheme="majorHAnsi" w:cstheme="majorBidi"/>
+      <w:rFonts w:ascii="Arial" w:hAnsi="Arial" w:cs="Arial" w:eastAsia="Arial"/>
       <w:color w:val="243F60" w:themeColor="accent1" w:themeShade="7F"/>
     </w:rPr>
   </w:style>
@@ -1833,7 +1833,7 @@
       <w:outlineLvl w:val="5"/>
     </w:pPr>
     <w:rPr>
-      <w:rFonts w:asciiTheme="majorHAnsi" w:eastAsiaTheme="majorEastAsia" w:hAnsiTheme="majorHAnsi" w:cstheme="majorBidi"/>
+      <w:rFonts w:ascii="Arial" w:hAnsi="Arial" w:cs="Arial" w:eastAsia="Arial"/>
       <w:i/>
       <w:iCs/>
       <w:color w:val="243F60" w:themeColor="accent1" w:themeShade="7F"/>
@@ -1856,7 +1856,7 @@
       <w:outlineLvl w:val="6"/>
     </w:pPr>
     <w:rPr>
-      <w:rFonts w:asciiTheme="majorHAnsi" w:eastAsiaTheme="majorEastAsia" w:hAnsiTheme="majorHAnsi" w:cstheme="majorBidi"/>
+      <w:rFonts w:ascii="Arial" w:hAnsi="Arial" w:cs="Arial" w:eastAsia="Arial"/>
       <w:i/>
       <w:iCs/>
       <w:color w:val="404040" w:themeColor="text1" w:themeTint="BF"/>
@@ -1879,7 +1879,7 @@
       <w:outlineLvl w:val="7"/>
     </w:pPr>
     <w:rPr>
-      <w:rFonts w:asciiTheme="majorHAnsi" w:eastAsiaTheme="majorEastAsia" w:hAnsiTheme="majorHAnsi" w:cstheme="majorBidi"/>
+      <w:rFonts w:ascii="Arial" w:hAnsi="Arial" w:cs="Arial" w:eastAsia="Arial"/>
       <w:color w:val="4F81BD" w:themeColor="accent1"/>
       <w:sz w:val="20"/>
       <w:szCs w:val="20"/>
@@ -1902,7 +1902,7 @@
       <w:outlineLvl w:val="8"/>
     </w:pPr>
     <w:rPr>
-      <w:rFonts w:asciiTheme="majorHAnsi" w:eastAsiaTheme="majorEastAsia" w:hAnsiTheme="majorHAnsi" w:cstheme="majorBidi"/>
+      <w:rFonts w:ascii="Arial" w:hAnsi="Arial" w:cs="Arial" w:eastAsia="Arial"/>
       <w:i/>
       <w:iCs/>
       <w:color w:val="404040" w:themeColor="text1" w:themeTint="BF"/>
@@ -1953,7 +1953,7 @@
     <w:uiPriority w:val="9"/>
     <w:rsid w:val="00FC693F"/>
     <w:rPr>
-      <w:rFonts w:asciiTheme="majorHAnsi" w:eastAsiaTheme="majorEastAsia" w:hAnsiTheme="majorHAnsi" w:cstheme="majorBidi"/>
+      <w:rFonts w:ascii="Arial" w:hAnsi="Arial" w:cs="Arial" w:eastAsia="Arial"/>
       <w:b/>
       <w:bCs/>
       <w:color w:val="365F91" w:themeColor="accent1" w:themeShade="BF"/>
@@ -1968,7 +1968,7 @@
     <w:uiPriority w:val="9"/>
     <w:rsid w:val="00FC693F"/>
     <w:rPr>
-      <w:rFonts w:asciiTheme="majorHAnsi" w:eastAsiaTheme="majorEastAsia" w:hAnsiTheme="majorHAnsi" w:cstheme="majorBidi"/>
+      <w:rFonts w:ascii="Arial" w:hAnsi="Arial" w:cs="Arial" w:eastAsia="Arial"/>
       <w:b/>
       <w:bCs/>
       <w:color w:val="4F81BD" w:themeColor="accent1"/>
@@ -1983,7 +1983,7 @@
     <w:uiPriority w:val="9"/>
     <w:rsid w:val="00FC693F"/>
     <w:rPr>
-      <w:rFonts w:asciiTheme="majorHAnsi" w:eastAsiaTheme="majorEastAsia" w:hAnsiTheme="majorHAnsi" w:cstheme="majorBidi"/>
+      <w:rFonts w:ascii="Arial" w:hAnsi="Arial" w:cs="Arial" w:eastAsia="Arial"/>
       <w:b/>
       <w:bCs/>
       <w:color w:val="4F81BD" w:themeColor="accent1"/>
@@ -2002,7 +2002,7 @@
       <w:contextualSpacing/>
     </w:pPr>
     <w:rPr>
-      <w:rFonts w:asciiTheme="majorHAnsi" w:eastAsiaTheme="majorEastAsia" w:hAnsiTheme="majorHAnsi" w:cstheme="majorBidi" w:ascii="Arial" w:hAnsi="Arial"/>
+      <w:rFonts w:ascii="Arial" w:hAnsi="Arial" w:cs="Arial" w:eastAsia="Arial"/>
       <w:b/>
       <w:color w:val="000000"/>
       <w:spacing w:val="5"/>
@@ -2018,7 +2018,7 @@
     <w:uiPriority w:val="10"/>
     <w:rsid w:val="00FC693F"/>
     <w:rPr>
-      <w:rFonts w:asciiTheme="majorHAnsi" w:eastAsiaTheme="majorEastAsia" w:hAnsiTheme="majorHAnsi" w:cstheme="majorBidi"/>
+      <w:rFonts w:ascii="Arial" w:hAnsi="Arial" w:cs="Arial" w:eastAsia="Arial"/>
       <w:color w:val="17365D" w:themeColor="text2" w:themeShade="BF"/>
       <w:spacing w:val="5"/>
       <w:kern w:val="28"/>
@@ -2041,7 +2041,7 @@
       <w:spacing w:after="120" w:line="264" w:lineRule="auto"/>
     </w:pPr>
     <w:rPr>
-      <w:rFonts w:asciiTheme="majorHAnsi" w:eastAsiaTheme="majorEastAsia" w:hAnsiTheme="majorHAnsi" w:cstheme="majorBidi" w:ascii="Arial" w:hAnsi="Arial"/>
+      <w:rFonts w:ascii="Arial" w:hAnsi="Arial" w:cs="Arial" w:eastAsia="Arial"/>
       <w:b w:val="0"/>
       <w:i/>
       <w:iCs/>
@@ -2058,7 +2058,7 @@
     <w:uiPriority w:val="11"/>
     <w:rsid w:val="00FC693F"/>
     <w:rPr>
-      <w:rFonts w:asciiTheme="majorHAnsi" w:eastAsiaTheme="majorEastAsia" w:hAnsiTheme="majorHAnsi" w:cstheme="majorBidi"/>
+      <w:rFonts w:ascii="Arial" w:hAnsi="Arial" w:cs="Arial" w:eastAsia="Arial"/>
       <w:i/>
       <w:iCs/>
       <w:color w:val="4F81BD" w:themeColor="accent1"/>
@@ -2187,7 +2187,7 @@
       <w:contextualSpacing/>
     </w:pPr>
     <w:rPr>
-      <w:rFonts w:ascii="Arial" w:hAnsi="Arial"/>
+      <w:rFonts w:ascii="Arial" w:hAnsi="Arial" w:cs="Arial" w:eastAsia="Arial"/>
       <w:b w:val="0"/>
       <w:color w:val="000000"/>
       <w:sz w:val="22"/>
@@ -2233,7 +2233,7 @@
       <w:contextualSpacing/>
     </w:pPr>
     <w:rPr>
-      <w:rFonts w:ascii="Arial" w:hAnsi="Arial"/>
+      <w:rFonts w:ascii="Arial" w:hAnsi="Arial" w:cs="Arial" w:eastAsia="Arial"/>
       <w:b w:val="0"/>
       <w:color w:val="000000"/>
       <w:sz w:val="22"/>
@@ -2319,7 +2319,7 @@
       </w:tabs>
     </w:pPr>
     <w:rPr>
-      <w:rFonts w:ascii="Courier" w:hAnsi="Courier"/>
+      <w:rFonts w:ascii="Arial" w:hAnsi="Arial" w:cs="Arial" w:eastAsia="Arial"/>
       <w:sz w:val="20"/>
       <w:szCs w:val="20"/>
     </w:rPr>
@@ -2331,7 +2331,7 @@
     <w:uiPriority w:val="99"/>
     <w:rsid w:val="0029639D"/>
     <w:rPr>
-      <w:rFonts w:ascii="Courier" w:hAnsi="Courier"/>
+      <w:rFonts w:ascii="Arial" w:hAnsi="Arial" w:cs="Arial" w:eastAsia="Arial"/>
       <w:sz w:val="20"/>
       <w:szCs w:val="20"/>
     </w:rPr>
@@ -2370,7 +2370,7 @@
     <w:semiHidden/>
     <w:rsid w:val="00FC693F"/>
     <w:rPr>
-      <w:rFonts w:asciiTheme="majorHAnsi" w:eastAsiaTheme="majorEastAsia" w:hAnsiTheme="majorHAnsi" w:cstheme="majorBidi"/>
+      <w:rFonts w:ascii="Arial" w:hAnsi="Arial" w:cs="Arial" w:eastAsia="Arial"/>
       <w:b/>
       <w:bCs/>
       <w:i/>
@@ -2386,7 +2386,7 @@
     <w:semiHidden/>
     <w:rsid w:val="00FC693F"/>
     <w:rPr>
-      <w:rFonts w:asciiTheme="majorHAnsi" w:eastAsiaTheme="majorEastAsia" w:hAnsiTheme="majorHAnsi" w:cstheme="majorBidi"/>
+      <w:rFonts w:ascii="Arial" w:hAnsi="Arial" w:cs="Arial" w:eastAsia="Arial"/>
       <w:color w:val="243F60" w:themeColor="accent1" w:themeShade="7F"/>
     </w:rPr>
   </w:style>
@@ -2398,7 +2398,7 @@
     <w:semiHidden/>
     <w:rsid w:val="00FC693F"/>
     <w:rPr>
-      <w:rFonts w:asciiTheme="majorHAnsi" w:eastAsiaTheme="majorEastAsia" w:hAnsiTheme="majorHAnsi" w:cstheme="majorBidi"/>
+      <w:rFonts w:ascii="Arial" w:hAnsi="Arial" w:cs="Arial" w:eastAsia="Arial"/>
       <w:i/>
       <w:iCs/>
       <w:color w:val="243F60" w:themeColor="accent1" w:themeShade="7F"/>
@@ -2412,7 +2412,7 @@
     <w:semiHidden/>
     <w:rsid w:val="00FC693F"/>
     <w:rPr>
-      <w:rFonts w:asciiTheme="majorHAnsi" w:eastAsiaTheme="majorEastAsia" w:hAnsiTheme="majorHAnsi" w:cstheme="majorBidi"/>
+      <w:rFonts w:ascii="Arial" w:hAnsi="Arial" w:cs="Arial" w:eastAsia="Arial"/>
       <w:i/>
       <w:iCs/>
       <w:color w:val="404040" w:themeColor="text1" w:themeTint="BF"/>
@@ -2426,7 +2426,7 @@
     <w:semiHidden/>
     <w:rsid w:val="00FC693F"/>
     <w:rPr>
-      <w:rFonts w:asciiTheme="majorHAnsi" w:eastAsiaTheme="majorEastAsia" w:hAnsiTheme="majorHAnsi" w:cstheme="majorBidi"/>
+      <w:rFonts w:ascii="Arial" w:hAnsi="Arial" w:cs="Arial" w:eastAsia="Arial"/>
       <w:color w:val="4F81BD" w:themeColor="accent1"/>
       <w:sz w:val="20"/>
       <w:szCs w:val="20"/>
@@ -2440,7 +2440,7 @@
     <w:semiHidden/>
     <w:rsid w:val="00FC693F"/>
     <w:rPr>
-      <w:rFonts w:asciiTheme="majorHAnsi" w:eastAsiaTheme="majorEastAsia" w:hAnsiTheme="majorHAnsi" w:cstheme="majorBidi"/>
+      <w:rFonts w:ascii="Arial" w:hAnsi="Arial" w:cs="Arial" w:eastAsia="Arial"/>
       <w:i/>
       <w:iCs/>
       <w:color w:val="404040" w:themeColor="text1" w:themeTint="BF"/>
@@ -4026,7 +4026,7 @@
         <w:spacing w:before="0" w:after="0" w:line="240" w:lineRule="auto"/>
       </w:pPr>
       <w:rPr>
-        <w:rFonts w:asciiTheme="majorHAnsi" w:eastAsiaTheme="majorEastAsia" w:hAnsiTheme="majorHAnsi" w:cstheme="majorBidi"/>
+        <w:rFonts w:ascii="Arial" w:hAnsi="Arial" w:cs="Arial" w:eastAsia="Arial"/>
         <w:b/>
         <w:bCs/>
       </w:rPr>
@@ -4047,7 +4047,7 @@
         <w:spacing w:before="0" w:after="0" w:line="240" w:lineRule="auto"/>
       </w:pPr>
       <w:rPr>
-        <w:rFonts w:asciiTheme="majorHAnsi" w:eastAsiaTheme="majorEastAsia" w:hAnsiTheme="majorHAnsi" w:cstheme="majorBidi"/>
+        <w:rFonts w:ascii="Arial" w:hAnsi="Arial" w:cs="Arial" w:eastAsia="Arial"/>
         <w:b/>
         <w:bCs/>
       </w:rPr>
@@ -4065,14 +4065,14 @@
     </w:tblStylePr>
     <w:tblStylePr w:type="firstCol">
       <w:rPr>
-        <w:rFonts w:asciiTheme="majorHAnsi" w:eastAsiaTheme="majorEastAsia" w:hAnsiTheme="majorHAnsi" w:cstheme="majorBidi"/>
+        <w:rFonts w:ascii="Arial" w:hAnsi="Arial" w:cs="Arial" w:eastAsia="Arial"/>
         <w:b/>
         <w:bCs/>
       </w:rPr>
     </w:tblStylePr>
     <w:tblStylePr w:type="lastCol">
       <w:rPr>
-        <w:rFonts w:asciiTheme="majorHAnsi" w:eastAsiaTheme="majorEastAsia" w:hAnsiTheme="majorHAnsi" w:cstheme="majorBidi"/>
+        <w:rFonts w:ascii="Arial" w:hAnsi="Arial" w:cs="Arial" w:eastAsia="Arial"/>
         <w:b/>
         <w:bCs/>
       </w:rPr>
@@ -4156,7 +4156,7 @@
         <w:spacing w:before="0" w:after="0" w:line="240" w:lineRule="auto"/>
       </w:pPr>
       <w:rPr>
-        <w:rFonts w:asciiTheme="majorHAnsi" w:eastAsiaTheme="majorEastAsia" w:hAnsiTheme="majorHAnsi" w:cstheme="majorBidi"/>
+        <w:rFonts w:ascii="Arial" w:hAnsi="Arial" w:cs="Arial" w:eastAsia="Arial"/>
         <w:b/>
         <w:bCs/>
       </w:rPr>
@@ -4177,7 +4177,7 @@
         <w:spacing w:before="0" w:after="0" w:line="240" w:lineRule="auto"/>
       </w:pPr>
       <w:rPr>
-        <w:rFonts w:asciiTheme="majorHAnsi" w:eastAsiaTheme="majorEastAsia" w:hAnsiTheme="majorHAnsi" w:cstheme="majorBidi"/>
+        <w:rFonts w:ascii="Arial" w:hAnsi="Arial" w:cs="Arial" w:eastAsia="Arial"/>
         <w:b/>
         <w:bCs/>
       </w:rPr>
@@ -4195,14 +4195,14 @@
     </w:tblStylePr>
     <w:tblStylePr w:type="firstCol">
       <w:rPr>
-        <w:rFonts w:asciiTheme="majorHAnsi" w:eastAsiaTheme="majorEastAsia" w:hAnsiTheme="majorHAnsi" w:cstheme="majorBidi"/>
+        <w:rFonts w:ascii="Arial" w:hAnsi="Arial" w:cs="Arial" w:eastAsia="Arial"/>
         <w:b/>
         <w:bCs/>
       </w:rPr>
     </w:tblStylePr>
     <w:tblStylePr w:type="lastCol">
       <w:rPr>
-        <w:rFonts w:asciiTheme="majorHAnsi" w:eastAsiaTheme="majorEastAsia" w:hAnsiTheme="majorHAnsi" w:cstheme="majorBidi"/>
+        <w:rFonts w:ascii="Arial" w:hAnsi="Arial" w:cs="Arial" w:eastAsia="Arial"/>
         <w:b/>
         <w:bCs/>
       </w:rPr>
@@ -4286,7 +4286,7 @@
         <w:spacing w:before="0" w:after="0" w:line="240" w:lineRule="auto"/>
       </w:pPr>
       <w:rPr>
-        <w:rFonts w:asciiTheme="majorHAnsi" w:eastAsiaTheme="majorEastAsia" w:hAnsiTheme="majorHAnsi" w:cstheme="majorBidi"/>
+        <w:rFonts w:ascii="Arial" w:hAnsi="Arial" w:cs="Arial" w:eastAsia="Arial"/>
         <w:b/>
         <w:bCs/>
       </w:rPr>
@@ -4307,7 +4307,7 @@
         <w:spacing w:before="0" w:after="0" w:line="240" w:lineRule="auto"/>
       </w:pPr>
       <w:rPr>
-        <w:rFonts w:asciiTheme="majorHAnsi" w:eastAsiaTheme="majorEastAsia" w:hAnsiTheme="majorHAnsi" w:cstheme="majorBidi"/>
+        <w:rFonts w:ascii="Arial" w:hAnsi="Arial" w:cs="Arial" w:eastAsia="Arial"/>
         <w:b/>
         <w:bCs/>
       </w:rPr>
@@ -4325,14 +4325,14 @@
     </w:tblStylePr>
     <w:tblStylePr w:type="firstCol">
       <w:rPr>
-        <w:rFonts w:asciiTheme="majorHAnsi" w:eastAsiaTheme="majorEastAsia" w:hAnsiTheme="majorHAnsi" w:cstheme="majorBidi"/>
+        <w:rFonts w:ascii="Arial" w:hAnsi="Arial" w:cs="Arial" w:eastAsia="Arial"/>
         <w:b/>
         <w:bCs/>
       </w:rPr>
     </w:tblStylePr>
     <w:tblStylePr w:type="lastCol">
       <w:rPr>
-        <w:rFonts w:asciiTheme="majorHAnsi" w:eastAsiaTheme="majorEastAsia" w:hAnsiTheme="majorHAnsi" w:cstheme="majorBidi"/>
+        <w:rFonts w:ascii="Arial" w:hAnsi="Arial" w:cs="Arial" w:eastAsia="Arial"/>
         <w:b/>
         <w:bCs/>
       </w:rPr>
@@ -4416,7 +4416,7 @@
         <w:spacing w:before="0" w:after="0" w:line="240" w:lineRule="auto"/>
       </w:pPr>
       <w:rPr>
-        <w:rFonts w:asciiTheme="majorHAnsi" w:eastAsiaTheme="majorEastAsia" w:hAnsiTheme="majorHAnsi" w:cstheme="majorBidi"/>
+        <w:rFonts w:ascii="Arial" w:hAnsi="Arial" w:cs="Arial" w:eastAsia="Arial"/>
         <w:b/>
         <w:bCs/>
       </w:rPr>
@@ -4437,7 +4437,7 @@
         <w:spacing w:before="0" w:after="0" w:line="240" w:lineRule="auto"/>
       </w:pPr>
       <w:rPr>
-        <w:rFonts w:asciiTheme="majorHAnsi" w:eastAsiaTheme="majorEastAsia" w:hAnsiTheme="majorHAnsi" w:cstheme="majorBidi"/>
+        <w:rFonts w:ascii="Arial" w:hAnsi="Arial" w:cs="Arial" w:eastAsia="Arial"/>
         <w:b/>
         <w:bCs/>
       </w:rPr>
@@ -4455,14 +4455,14 @@
     </w:tblStylePr>
     <w:tblStylePr w:type="firstCol">
       <w:rPr>
-        <w:rFonts w:asciiTheme="majorHAnsi" w:eastAsiaTheme="majorEastAsia" w:hAnsiTheme="majorHAnsi" w:cstheme="majorBidi"/>
+        <w:rFonts w:ascii="Arial" w:hAnsi="Arial" w:cs="Arial" w:eastAsia="Arial"/>
         <w:b/>
         <w:bCs/>
       </w:rPr>
     </w:tblStylePr>
     <w:tblStylePr w:type="lastCol">
       <w:rPr>
-        <w:rFonts w:asciiTheme="majorHAnsi" w:eastAsiaTheme="majorEastAsia" w:hAnsiTheme="majorHAnsi" w:cstheme="majorBidi"/>
+        <w:rFonts w:ascii="Arial" w:hAnsi="Arial" w:cs="Arial" w:eastAsia="Arial"/>
         <w:b/>
         <w:bCs/>
       </w:rPr>
@@ -4546,7 +4546,7 @@
         <w:spacing w:before="0" w:after="0" w:line="240" w:lineRule="auto"/>
       </w:pPr>
       <w:rPr>
-        <w:rFonts w:asciiTheme="majorHAnsi" w:eastAsiaTheme="majorEastAsia" w:hAnsiTheme="majorHAnsi" w:cstheme="majorBidi"/>
+        <w:rFonts w:ascii="Arial" w:hAnsi="Arial" w:cs="Arial" w:eastAsia="Arial"/>
         <w:b/>
         <w:bCs/>
       </w:rPr>
@@ -4567,7 +4567,7 @@
         <w:spacing w:before="0" w:after="0" w:line="240" w:lineRule="auto"/>
       </w:pPr>
       <w:rPr>
-        <w:rFonts w:asciiTheme="majorHAnsi" w:eastAsiaTheme="majorEastAsia" w:hAnsiTheme="majorHAnsi" w:cstheme="majorBidi"/>
+        <w:rFonts w:ascii="Arial" w:hAnsi="Arial" w:cs="Arial" w:eastAsia="Arial"/>
         <w:b/>
         <w:bCs/>
       </w:rPr>
@@ -4585,14 +4585,14 @@
     </w:tblStylePr>
     <w:tblStylePr w:type="firstCol">
       <w:rPr>
-        <w:rFonts w:asciiTheme="majorHAnsi" w:eastAsiaTheme="majorEastAsia" w:hAnsiTheme="majorHAnsi" w:cstheme="majorBidi"/>
+        <w:rFonts w:ascii="Arial" w:hAnsi="Arial" w:cs="Arial" w:eastAsia="Arial"/>
         <w:b/>
         <w:bCs/>
       </w:rPr>
     </w:tblStylePr>
     <w:tblStylePr w:type="lastCol">
       <w:rPr>
-        <w:rFonts w:asciiTheme="majorHAnsi" w:eastAsiaTheme="majorEastAsia" w:hAnsiTheme="majorHAnsi" w:cstheme="majorBidi"/>
+        <w:rFonts w:ascii="Arial" w:hAnsi="Arial" w:cs="Arial" w:eastAsia="Arial"/>
         <w:b/>
         <w:bCs/>
       </w:rPr>
@@ -4676,7 +4676,7 @@
         <w:spacing w:before="0" w:after="0" w:line="240" w:lineRule="auto"/>
       </w:pPr>
       <w:rPr>
-        <w:rFonts w:asciiTheme="majorHAnsi" w:eastAsiaTheme="majorEastAsia" w:hAnsiTheme="majorHAnsi" w:cstheme="majorBidi"/>
+        <w:rFonts w:ascii="Arial" w:hAnsi="Arial" w:cs="Arial" w:eastAsia="Arial"/>
         <w:b/>
         <w:bCs/>
       </w:rPr>
@@ -4697,7 +4697,7 @@
         <w:spacing w:before="0" w:after="0" w:line="240" w:lineRule="auto"/>
       </w:pPr>
       <w:rPr>
-        <w:rFonts w:asciiTheme="majorHAnsi" w:eastAsiaTheme="majorEastAsia" w:hAnsiTheme="majorHAnsi" w:cstheme="majorBidi"/>
+        <w:rFonts w:ascii="Arial" w:hAnsi="Arial" w:cs="Arial" w:eastAsia="Arial"/>
         <w:b/>
         <w:bCs/>
       </w:rPr>
@@ -4715,14 +4715,14 @@
     </w:tblStylePr>
     <w:tblStylePr w:type="firstCol">
       <w:rPr>
-        <w:rFonts w:asciiTheme="majorHAnsi" w:eastAsiaTheme="majorEastAsia" w:hAnsiTheme="majorHAnsi" w:cstheme="majorBidi"/>
+        <w:rFonts w:ascii="Arial" w:hAnsi="Arial" w:cs="Arial" w:eastAsia="Arial"/>
         <w:b/>
         <w:bCs/>
       </w:rPr>
     </w:tblStylePr>
     <w:tblStylePr w:type="lastCol">
       <w:rPr>
-        <w:rFonts w:asciiTheme="majorHAnsi" w:eastAsiaTheme="majorEastAsia" w:hAnsiTheme="majorHAnsi" w:cstheme="majorBidi"/>
+        <w:rFonts w:ascii="Arial" w:hAnsi="Arial" w:cs="Arial" w:eastAsia="Arial"/>
         <w:b/>
         <w:bCs/>
       </w:rPr>
@@ -4806,7 +4806,7 @@
         <w:spacing w:before="0" w:after="0" w:line="240" w:lineRule="auto"/>
       </w:pPr>
       <w:rPr>
-        <w:rFonts w:asciiTheme="majorHAnsi" w:eastAsiaTheme="majorEastAsia" w:hAnsiTheme="majorHAnsi" w:cstheme="majorBidi"/>
+        <w:rFonts w:ascii="Arial" w:hAnsi="Arial" w:cs="Arial" w:eastAsia="Arial"/>
         <w:b/>
         <w:bCs/>
       </w:rPr>
@@ -4827,7 +4827,7 @@
         <w:spacing w:before="0" w:after="0" w:line="240" w:lineRule="auto"/>
       </w:pPr>
       <w:rPr>
-        <w:rFonts w:asciiTheme="majorHAnsi" w:eastAsiaTheme="majorEastAsia" w:hAnsiTheme="majorHAnsi" w:cstheme="majorBidi"/>
+        <w:rFonts w:ascii="Arial" w:hAnsi="Arial" w:cs="Arial" w:eastAsia="Arial"/>
         <w:b/>
         <w:bCs/>
       </w:rPr>
@@ -4845,14 +4845,14 @@
     </w:tblStylePr>
     <w:tblStylePr w:type="firstCol">
       <w:rPr>
-        <w:rFonts w:asciiTheme="majorHAnsi" w:eastAsiaTheme="majorEastAsia" w:hAnsiTheme="majorHAnsi" w:cstheme="majorBidi"/>
+        <w:rFonts w:ascii="Arial" w:hAnsi="Arial" w:cs="Arial" w:eastAsia="Arial"/>
         <w:b/>
         <w:bCs/>
       </w:rPr>
     </w:tblStylePr>
     <w:tblStylePr w:type="lastCol">
       <w:rPr>
-        <w:rFonts w:asciiTheme="majorHAnsi" w:eastAsiaTheme="majorEastAsia" w:hAnsiTheme="majorHAnsi" w:cstheme="majorBidi"/>
+        <w:rFonts w:ascii="Arial" w:hAnsi="Arial" w:cs="Arial" w:eastAsia="Arial"/>
         <w:b/>
         <w:bCs/>
       </w:rPr>
@@ -6717,7 +6717,7 @@
     </w:tblPr>
     <w:tblStylePr w:type="firstRow">
       <w:rPr>
-        <w:rFonts w:asciiTheme="majorHAnsi" w:eastAsiaTheme="majorEastAsia" w:hAnsiTheme="majorHAnsi" w:cstheme="majorBidi"/>
+        <w:rFonts w:ascii="Arial" w:hAnsi="Arial" w:cs="Arial" w:eastAsia="Arial"/>
       </w:rPr>
       <w:tblPr/>
       <w:tcPr>
@@ -6801,7 +6801,7 @@
     </w:tblPr>
     <w:tblStylePr w:type="firstRow">
       <w:rPr>
-        <w:rFonts w:asciiTheme="majorHAnsi" w:eastAsiaTheme="majorEastAsia" w:hAnsiTheme="majorHAnsi" w:cstheme="majorBidi"/>
+        <w:rFonts w:ascii="Arial" w:hAnsi="Arial" w:cs="Arial" w:eastAsia="Arial"/>
       </w:rPr>
       <w:tblPr/>
       <w:tcPr>
@@ -6885,7 +6885,7 @@
     </w:tblPr>
     <w:tblStylePr w:type="firstRow">
       <w:rPr>
-        <w:rFonts w:asciiTheme="majorHAnsi" w:eastAsiaTheme="majorEastAsia" w:hAnsiTheme="majorHAnsi" w:cstheme="majorBidi"/>
+        <w:rFonts w:ascii="Arial" w:hAnsi="Arial" w:cs="Arial" w:eastAsia="Arial"/>
       </w:rPr>
       <w:tblPr/>
       <w:tcPr>
@@ -6969,7 +6969,7 @@
     </w:tblPr>
     <w:tblStylePr w:type="firstRow">
       <w:rPr>
-        <w:rFonts w:asciiTheme="majorHAnsi" w:eastAsiaTheme="majorEastAsia" w:hAnsiTheme="majorHAnsi" w:cstheme="majorBidi"/>
+        <w:rFonts w:ascii="Arial" w:hAnsi="Arial" w:cs="Arial" w:eastAsia="Arial"/>
       </w:rPr>
       <w:tblPr/>
       <w:tcPr>
@@ -7053,7 +7053,7 @@
     </w:tblPr>
     <w:tblStylePr w:type="firstRow">
       <w:rPr>
-        <w:rFonts w:asciiTheme="majorHAnsi" w:eastAsiaTheme="majorEastAsia" w:hAnsiTheme="majorHAnsi" w:cstheme="majorBidi"/>
+        <w:rFonts w:ascii="Arial" w:hAnsi="Arial" w:cs="Arial" w:eastAsia="Arial"/>
       </w:rPr>
       <w:tblPr/>
       <w:tcPr>
@@ -7137,7 +7137,7 @@
     </w:tblPr>
     <w:tblStylePr w:type="firstRow">
       <w:rPr>
-        <w:rFonts w:asciiTheme="majorHAnsi" w:eastAsiaTheme="majorEastAsia" w:hAnsiTheme="majorHAnsi" w:cstheme="majorBidi"/>
+        <w:rFonts w:ascii="Arial" w:hAnsi="Arial" w:cs="Arial" w:eastAsia="Arial"/>
       </w:rPr>
       <w:tblPr/>
       <w:tcPr>
@@ -7221,7 +7221,7 @@
     </w:tblPr>
     <w:tblStylePr w:type="firstRow">
       <w:rPr>
-        <w:rFonts w:asciiTheme="majorHAnsi" w:eastAsiaTheme="majorEastAsia" w:hAnsiTheme="majorHAnsi" w:cstheme="majorBidi"/>
+        <w:rFonts w:ascii="Arial" w:hAnsi="Arial" w:cs="Arial" w:eastAsia="Arial"/>
       </w:rPr>
       <w:tblPr/>
       <w:tcPr>
@@ -7286,7 +7286,7 @@
       <w:spacing w:after="0" w:line="240" w:lineRule="auto"/>
     </w:pPr>
     <w:rPr>
-      <w:rFonts w:asciiTheme="majorHAnsi" w:eastAsiaTheme="majorEastAsia" w:hAnsiTheme="majorHAnsi" w:cstheme="majorBidi"/>
+      <w:rFonts w:ascii="Arial" w:hAnsi="Arial" w:cs="Arial" w:eastAsia="Arial"/>
       <w:color w:val="000000" w:themeColor="text1"/>
     </w:rPr>
     <w:tblPr>
@@ -7414,7 +7414,7 @@
       <w:spacing w:after="0" w:line="240" w:lineRule="auto"/>
     </w:pPr>
     <w:rPr>
-      <w:rFonts w:asciiTheme="majorHAnsi" w:eastAsiaTheme="majorEastAsia" w:hAnsiTheme="majorHAnsi" w:cstheme="majorBidi"/>
+      <w:rFonts w:ascii="Arial" w:hAnsi="Arial" w:cs="Arial" w:eastAsia="Arial"/>
       <w:color w:val="000000" w:themeColor="text1"/>
     </w:rPr>
     <w:tblPr>
@@ -7542,7 +7542,7 @@
       <w:spacing w:after="0" w:line="240" w:lineRule="auto"/>
     </w:pPr>
     <w:rPr>
-      <w:rFonts w:asciiTheme="majorHAnsi" w:eastAsiaTheme="majorEastAsia" w:hAnsiTheme="majorHAnsi" w:cstheme="majorBidi"/>
+      <w:rFonts w:ascii="Arial" w:hAnsi="Arial" w:cs="Arial" w:eastAsia="Arial"/>
       <w:color w:val="000000" w:themeColor="text1"/>
     </w:rPr>
     <w:tblPr>
@@ -7670,7 +7670,7 @@
       <w:spacing w:after="0" w:line="240" w:lineRule="auto"/>
     </w:pPr>
     <w:rPr>
-      <w:rFonts w:asciiTheme="majorHAnsi" w:eastAsiaTheme="majorEastAsia" w:hAnsiTheme="majorHAnsi" w:cstheme="majorBidi"/>
+      <w:rFonts w:ascii="Arial" w:hAnsi="Arial" w:cs="Arial" w:eastAsia="Arial"/>
       <w:color w:val="000000" w:themeColor="text1"/>
     </w:rPr>
     <w:tblPr>
@@ -7798,7 +7798,7 @@
       <w:spacing w:after="0" w:line="240" w:lineRule="auto"/>
     </w:pPr>
     <w:rPr>
-      <w:rFonts w:asciiTheme="majorHAnsi" w:eastAsiaTheme="majorEastAsia" w:hAnsiTheme="majorHAnsi" w:cstheme="majorBidi"/>
+      <w:rFonts w:ascii="Arial" w:hAnsi="Arial" w:cs="Arial" w:eastAsia="Arial"/>
       <w:color w:val="000000" w:themeColor="text1"/>
     </w:rPr>
     <w:tblPr>
@@ -7926,7 +7926,7 @@
       <w:spacing w:after="0" w:line="240" w:lineRule="auto"/>
     </w:pPr>
     <w:rPr>
-      <w:rFonts w:asciiTheme="majorHAnsi" w:eastAsiaTheme="majorEastAsia" w:hAnsiTheme="majorHAnsi" w:cstheme="majorBidi"/>
+      <w:rFonts w:ascii="Arial" w:hAnsi="Arial" w:cs="Arial" w:eastAsia="Arial"/>
       <w:color w:val="000000" w:themeColor="text1"/>
     </w:rPr>
     <w:tblPr>
@@ -8054,7 +8054,7 @@
       <w:spacing w:after="0" w:line="240" w:lineRule="auto"/>
     </w:pPr>
     <w:rPr>
-      <w:rFonts w:asciiTheme="majorHAnsi" w:eastAsiaTheme="majorEastAsia" w:hAnsiTheme="majorHAnsi" w:cstheme="majorBidi"/>
+      <w:rFonts w:ascii="Arial" w:hAnsi="Arial" w:cs="Arial" w:eastAsia="Arial"/>
       <w:color w:val="000000" w:themeColor="text1"/>
     </w:rPr>
     <w:tblPr>
@@ -8693,7 +8693,7 @@
       <w:spacing w:after="0" w:line="240" w:lineRule="auto"/>
     </w:pPr>
     <w:rPr>
-      <w:rFonts w:asciiTheme="majorHAnsi" w:eastAsiaTheme="majorEastAsia" w:hAnsiTheme="majorHAnsi" w:cstheme="majorBidi"/>
+      <w:rFonts w:ascii="Arial" w:hAnsi="Arial" w:cs="Arial" w:eastAsia="Arial"/>
       <w:color w:val="000000" w:themeColor="text1"/>
     </w:rPr>
     <w:tblPr>
@@ -8818,7 +8818,7 @@
       <w:spacing w:after="0" w:line="240" w:lineRule="auto"/>
     </w:pPr>
     <w:rPr>
-      <w:rFonts w:asciiTheme="majorHAnsi" w:eastAsiaTheme="majorEastAsia" w:hAnsiTheme="majorHAnsi" w:cstheme="majorBidi"/>
+      <w:rFonts w:ascii="Arial" w:hAnsi="Arial" w:cs="Arial" w:eastAsia="Arial"/>
       <w:color w:val="000000" w:themeColor="text1"/>
     </w:rPr>
     <w:tblPr>
@@ -8943,7 +8943,7 @@
       <w:spacing w:after="0" w:line="240" w:lineRule="auto"/>
     </w:pPr>
     <w:rPr>
-      <w:rFonts w:asciiTheme="majorHAnsi" w:eastAsiaTheme="majorEastAsia" w:hAnsiTheme="majorHAnsi" w:cstheme="majorBidi"/>
+      <w:rFonts w:ascii="Arial" w:hAnsi="Arial" w:cs="Arial" w:eastAsia="Arial"/>
       <w:color w:val="000000" w:themeColor="text1"/>
     </w:rPr>
     <w:tblPr>
@@ -9068,7 +9068,7 @@
       <w:spacing w:after="0" w:line="240" w:lineRule="auto"/>
     </w:pPr>
     <w:rPr>
-      <w:rFonts w:asciiTheme="majorHAnsi" w:eastAsiaTheme="majorEastAsia" w:hAnsiTheme="majorHAnsi" w:cstheme="majorBidi"/>
+      <w:rFonts w:ascii="Arial" w:hAnsi="Arial" w:cs="Arial" w:eastAsia="Arial"/>
       <w:color w:val="000000" w:themeColor="text1"/>
     </w:rPr>
     <w:tblPr>
@@ -9193,7 +9193,7 @@
       <w:spacing w:after="0" w:line="240" w:lineRule="auto"/>
     </w:pPr>
     <w:rPr>
-      <w:rFonts w:asciiTheme="majorHAnsi" w:eastAsiaTheme="majorEastAsia" w:hAnsiTheme="majorHAnsi" w:cstheme="majorBidi"/>
+      <w:rFonts w:ascii="Arial" w:hAnsi="Arial" w:cs="Arial" w:eastAsia="Arial"/>
       <w:color w:val="000000" w:themeColor="text1"/>
     </w:rPr>
     <w:tblPr>
@@ -9318,7 +9318,7 @@
       <w:spacing w:after="0" w:line="240" w:lineRule="auto"/>
     </w:pPr>
     <w:rPr>
-      <w:rFonts w:asciiTheme="majorHAnsi" w:eastAsiaTheme="majorEastAsia" w:hAnsiTheme="majorHAnsi" w:cstheme="majorBidi"/>
+      <w:rFonts w:ascii="Arial" w:hAnsi="Arial" w:cs="Arial" w:eastAsia="Arial"/>
       <w:color w:val="000000" w:themeColor="text1"/>
     </w:rPr>
     <w:tblPr>
@@ -9443,7 +9443,7 @@
       <w:spacing w:after="0" w:line="240" w:lineRule="auto"/>
     </w:pPr>
     <w:rPr>
-      <w:rFonts w:asciiTheme="majorHAnsi" w:eastAsiaTheme="majorEastAsia" w:hAnsiTheme="majorHAnsi" w:cstheme="majorBidi"/>
+      <w:rFonts w:ascii="Arial" w:hAnsi="Arial" w:cs="Arial" w:eastAsia="Arial"/>
       <w:color w:val="000000" w:themeColor="text1"/>
     </w:rPr>
     <w:tblPr>
@@ -13358,7 +13358,7 @@
   <w:docDefaults>
     <w:rPrDefault>
       <w:rPr>
-        <w:rFonts w:asciiTheme="minorHAnsi" w:eastAsiaTheme="minorEastAsia" w:hAnsiTheme="minorHAnsi" w:cstheme="minorBidi"/>
+        <w:rFonts w:ascii="Arial" w:hAnsi="Arial" w:cs="Arial" w:eastAsia="Arial"/>
         <w:sz w:val="22"/>
         <w:szCs w:val="22"/>
         <w:lang w:val="en-US" w:eastAsia="en-US" w:bidi="ar-SA"/>
@@ -13529,7 +13529,7 @@
       <w:outlineLvl w:val="0"/>
     </w:pPr>
     <w:rPr>
-      <w:rFonts w:asciiTheme="majorHAnsi" w:eastAsiaTheme="majorEastAsia" w:hAnsiTheme="majorHAnsi" w:cstheme="majorBidi"/>
+      <w:rFonts w:ascii="Arial" w:hAnsi="Arial" w:cs="Arial" w:eastAsia="Arial"/>
       <w:b/>
       <w:bCs/>
       <w:color w:val="365F91" w:themeColor="accent1" w:themeShade="BF"/>
@@ -13553,7 +13553,7 @@
       <w:outlineLvl w:val="1"/>
     </w:pPr>
     <w:rPr>
-      <w:rFonts w:asciiTheme="majorHAnsi" w:eastAsiaTheme="majorEastAsia" w:hAnsiTheme="majorHAnsi" w:cstheme="majorBidi"/>
+      <w:rFonts w:ascii="Arial" w:hAnsi="Arial" w:cs="Arial" w:eastAsia="Arial"/>
       <w:b/>
       <w:bCs/>
       <w:color w:val="4F81BD" w:themeColor="accent1"/>
@@ -13577,7 +13577,7 @@
       <w:outlineLvl w:val="2"/>
     </w:pPr>
     <w:rPr>
-      <w:rFonts w:asciiTheme="majorHAnsi" w:eastAsiaTheme="majorEastAsia" w:hAnsiTheme="majorHAnsi" w:cstheme="majorBidi"/>
+      <w:rFonts w:ascii="Arial" w:hAnsi="Arial" w:cs="Arial" w:eastAsia="Arial"/>
       <w:b/>
       <w:bCs/>
       <w:color w:val="4F81BD" w:themeColor="accent1"/>
@@ -13600,7 +13600,7 @@
       <w:outlineLvl w:val="3"/>
     </w:pPr>
     <w:rPr>
-      <w:rFonts w:asciiTheme="majorHAnsi" w:eastAsiaTheme="majorEastAsia" w:hAnsiTheme="majorHAnsi" w:cstheme="majorBidi"/>
+      <w:rFonts w:ascii="Arial" w:hAnsi="Arial" w:cs="Arial" w:eastAsia="Arial"/>
       <w:b/>
       <w:bCs/>
       <w:i/>
@@ -13625,7 +13625,7 @@
       <w:outlineLvl w:val="4"/>
     </w:pPr>
     <w:rPr>
-      <w:rFonts w:asciiTheme="majorHAnsi" w:eastAsiaTheme="majorEastAsia" w:hAnsiTheme="majorHAnsi" w:cstheme="majorBidi"/>
+      <w:rFonts w:ascii="Arial" w:hAnsi="Arial" w:cs="Arial" w:eastAsia="Arial"/>
       <w:color w:val="243F60" w:themeColor="accent1" w:themeShade="7F"/>
     </w:rPr>
   </w:style>
@@ -13646,7 +13646,7 @@
       <w:outlineLvl w:val="5"/>
     </w:pPr>
     <w:rPr>
-      <w:rFonts w:asciiTheme="majorHAnsi" w:eastAsiaTheme="majorEastAsia" w:hAnsiTheme="majorHAnsi" w:cstheme="majorBidi"/>
+      <w:rFonts w:ascii="Arial" w:hAnsi="Arial" w:cs="Arial" w:eastAsia="Arial"/>
       <w:i/>
       <w:iCs/>
       <w:color w:val="243F60" w:themeColor="accent1" w:themeShade="7F"/>
@@ -13669,7 +13669,7 @@
       <w:outlineLvl w:val="6"/>
     </w:pPr>
     <w:rPr>
-      <w:rFonts w:asciiTheme="majorHAnsi" w:eastAsiaTheme="majorEastAsia" w:hAnsiTheme="majorHAnsi" w:cstheme="majorBidi"/>
+      <w:rFonts w:ascii="Arial" w:hAnsi="Arial" w:cs="Arial" w:eastAsia="Arial"/>
       <w:i/>
       <w:iCs/>
       <w:color w:val="404040" w:themeColor="text1" w:themeTint="BF"/>
@@ -13692,7 +13692,7 @@
       <w:outlineLvl w:val="7"/>
     </w:pPr>
     <w:rPr>
-      <w:rFonts w:asciiTheme="majorHAnsi" w:eastAsiaTheme="majorEastAsia" w:hAnsiTheme="majorHAnsi" w:cstheme="majorBidi"/>
+      <w:rFonts w:ascii="Arial" w:hAnsi="Arial" w:cs="Arial" w:eastAsia="Arial"/>
       <w:color w:val="4F81BD" w:themeColor="accent1"/>
       <w:sz w:val="20"/>
       <w:szCs w:val="20"/>
@@ -13715,7 +13715,7 @@
       <w:outlineLvl w:val="8"/>
     </w:pPr>
     <w:rPr>
-      <w:rFonts w:asciiTheme="majorHAnsi" w:eastAsiaTheme="majorEastAsia" w:hAnsiTheme="majorHAnsi" w:cstheme="majorBidi"/>
+      <w:rFonts w:ascii="Arial" w:hAnsi="Arial" w:cs="Arial" w:eastAsia="Arial"/>
       <w:i/>
       <w:iCs/>
       <w:color w:val="404040" w:themeColor="text1" w:themeTint="BF"/>
@@ -13766,7 +13766,7 @@
     <w:uiPriority w:val="9"/>
     <w:rsid w:val="00FC693F"/>
     <w:rPr>
-      <w:rFonts w:asciiTheme="majorHAnsi" w:eastAsiaTheme="majorEastAsia" w:hAnsiTheme="majorHAnsi" w:cstheme="majorBidi"/>
+      <w:rFonts w:ascii="Arial" w:hAnsi="Arial" w:cs="Arial" w:eastAsia="Arial"/>
       <w:b/>
       <w:bCs/>
       <w:color w:val="365F91" w:themeColor="accent1" w:themeShade="BF"/>
@@ -13781,7 +13781,7 @@
     <w:uiPriority w:val="9"/>
     <w:rsid w:val="00FC693F"/>
     <w:rPr>
-      <w:rFonts w:asciiTheme="majorHAnsi" w:eastAsiaTheme="majorEastAsia" w:hAnsiTheme="majorHAnsi" w:cstheme="majorBidi"/>
+      <w:rFonts w:ascii="Arial" w:hAnsi="Arial" w:cs="Arial" w:eastAsia="Arial"/>
       <w:b/>
       <w:bCs/>
       <w:color w:val="4F81BD" w:themeColor="accent1"/>
@@ -13796,7 +13796,7 @@
     <w:uiPriority w:val="9"/>
     <w:rsid w:val="00FC693F"/>
     <w:rPr>
-      <w:rFonts w:asciiTheme="majorHAnsi" w:eastAsiaTheme="majorEastAsia" w:hAnsiTheme="majorHAnsi" w:cstheme="majorBidi"/>
+      <w:rFonts w:ascii="Arial" w:hAnsi="Arial" w:cs="Arial" w:eastAsia="Arial"/>
       <w:b/>
       <w:bCs/>
       <w:color w:val="4F81BD" w:themeColor="accent1"/>
@@ -13818,7 +13818,7 @@
       <w:contextualSpacing/>
     </w:pPr>
     <w:rPr>
-      <w:rFonts w:asciiTheme="majorHAnsi" w:eastAsiaTheme="majorEastAsia" w:hAnsiTheme="majorHAnsi" w:cstheme="majorBidi"/>
+      <w:rFonts w:ascii="Arial" w:hAnsi="Arial" w:cs="Arial" w:eastAsia="Arial"/>
       <w:color w:val="17365D" w:themeColor="text2" w:themeShade="BF"/>
       <w:spacing w:val="5"/>
       <w:kern w:val="28"/>
@@ -13833,7 +13833,7 @@
     <w:uiPriority w:val="10"/>
     <w:rsid w:val="00FC693F"/>
     <w:rPr>
-      <w:rFonts w:asciiTheme="majorHAnsi" w:eastAsiaTheme="majorEastAsia" w:hAnsiTheme="majorHAnsi" w:cstheme="majorBidi"/>
+      <w:rFonts w:ascii="Arial" w:hAnsi="Arial" w:cs="Arial" w:eastAsia="Arial"/>
       <w:color w:val="17365D" w:themeColor="text2" w:themeShade="BF"/>
       <w:spacing w:val="5"/>
       <w:kern w:val="28"/>
@@ -13855,7 +13855,7 @@
       </w:numPr>
     </w:pPr>
     <w:rPr>
-      <w:rFonts w:asciiTheme="majorHAnsi" w:eastAsiaTheme="majorEastAsia" w:hAnsiTheme="majorHAnsi" w:cstheme="majorBidi"/>
+      <w:rFonts w:ascii="Arial" w:hAnsi="Arial" w:cs="Arial" w:eastAsia="Arial"/>
       <w:i/>
       <w:iCs/>
       <w:color w:val="4F81BD" w:themeColor="accent1"/>
@@ -13871,7 +13871,7 @@
     <w:uiPriority w:val="11"/>
     <w:rsid w:val="00FC693F"/>
     <w:rPr>
-      <w:rFonts w:asciiTheme="majorHAnsi" w:eastAsiaTheme="majorEastAsia" w:hAnsiTheme="majorHAnsi" w:cstheme="majorBidi"/>
+      <w:rFonts w:ascii="Arial" w:hAnsi="Arial" w:cs="Arial" w:eastAsia="Arial"/>
       <w:i/>
       <w:iCs/>
       <w:color w:val="4F81BD" w:themeColor="accent1"/>
@@ -14118,7 +14118,7 @@
       </w:tabs>
     </w:pPr>
     <w:rPr>
-      <w:rFonts w:ascii="Courier" w:hAnsi="Courier"/>
+      <w:rFonts w:ascii="Arial" w:hAnsi="Arial" w:cs="Arial" w:eastAsia="Arial"/>
       <w:sz w:val="20"/>
       <w:szCs w:val="20"/>
     </w:rPr>
@@ -14130,7 +14130,7 @@
     <w:uiPriority w:val="99"/>
     <w:rsid w:val="0029639D"/>
     <w:rPr>
-      <w:rFonts w:ascii="Courier" w:hAnsi="Courier"/>
+      <w:rFonts w:ascii="Arial" w:hAnsi="Arial" w:cs="Arial" w:eastAsia="Arial"/>
       <w:sz w:val="20"/>
       <w:szCs w:val="20"/>
     </w:rPr>
@@ -14169,7 +14169,7 @@
     <w:semiHidden/>
     <w:rsid w:val="00FC693F"/>
     <w:rPr>
-      <w:rFonts w:asciiTheme="majorHAnsi" w:eastAsiaTheme="majorEastAsia" w:hAnsiTheme="majorHAnsi" w:cstheme="majorBidi"/>
+      <w:rFonts w:ascii="Arial" w:hAnsi="Arial" w:cs="Arial" w:eastAsia="Arial"/>
       <w:b/>
       <w:bCs/>
       <w:i/>
@@ -14185,7 +14185,7 @@
     <w:semiHidden/>
     <w:rsid w:val="00FC693F"/>
     <w:rPr>
-      <w:rFonts w:asciiTheme="majorHAnsi" w:eastAsiaTheme="majorEastAsia" w:hAnsiTheme="majorHAnsi" w:cstheme="majorBidi"/>
+      <w:rFonts w:ascii="Arial" w:hAnsi="Arial" w:cs="Arial" w:eastAsia="Arial"/>
       <w:color w:val="243F60" w:themeColor="accent1" w:themeShade="7F"/>
     </w:rPr>
   </w:style>
@@ -14197,7 +14197,7 @@
     <w:semiHidden/>
     <w:rsid w:val="00FC693F"/>
     <w:rPr>
-      <w:rFonts w:asciiTheme="majorHAnsi" w:eastAsiaTheme="majorEastAsia" w:hAnsiTheme="majorHAnsi" w:cstheme="majorBidi"/>
+      <w:rFonts w:ascii="Arial" w:hAnsi="Arial" w:cs="Arial" w:eastAsia="Arial"/>
       <w:i/>
       <w:iCs/>
       <w:color w:val="243F60" w:themeColor="accent1" w:themeShade="7F"/>
@@ -14211,7 +14211,7 @@
     <w:semiHidden/>
     <w:rsid w:val="00FC693F"/>
     <w:rPr>
-      <w:rFonts w:asciiTheme="majorHAnsi" w:eastAsiaTheme="majorEastAsia" w:hAnsiTheme="majorHAnsi" w:cstheme="majorBidi"/>
+      <w:rFonts w:ascii="Arial" w:hAnsi="Arial" w:cs="Arial" w:eastAsia="Arial"/>
       <w:i/>
       <w:iCs/>
       <w:color w:val="404040" w:themeColor="text1" w:themeTint="BF"/>
@@ -14225,7 +14225,7 @@
     <w:semiHidden/>
     <w:rsid w:val="00FC693F"/>
     <w:rPr>
-      <w:rFonts w:asciiTheme="majorHAnsi" w:eastAsiaTheme="majorEastAsia" w:hAnsiTheme="majorHAnsi" w:cstheme="majorBidi"/>
+      <w:rFonts w:ascii="Arial" w:hAnsi="Arial" w:cs="Arial" w:eastAsia="Arial"/>
       <w:color w:val="4F81BD" w:themeColor="accent1"/>
       <w:sz w:val="20"/>
       <w:szCs w:val="20"/>
@@ -14239,7 +14239,7 @@
     <w:semiHidden/>
     <w:rsid w:val="00FC693F"/>
     <w:rPr>
-      <w:rFonts w:asciiTheme="majorHAnsi" w:eastAsiaTheme="majorEastAsia" w:hAnsiTheme="majorHAnsi" w:cstheme="majorBidi"/>
+      <w:rFonts w:ascii="Arial" w:hAnsi="Arial" w:cs="Arial" w:eastAsia="Arial"/>
       <w:i/>
       <w:iCs/>
       <w:color w:val="404040" w:themeColor="text1" w:themeTint="BF"/>
@@ -15828,7 +15828,7 @@
         <w:spacing w:before="0" w:after="0" w:line="240" w:lineRule="auto"/>
       </w:pPr>
       <w:rPr>
-        <w:rFonts w:asciiTheme="majorHAnsi" w:eastAsiaTheme="majorEastAsia" w:hAnsiTheme="majorHAnsi" w:cstheme="majorBidi"/>
+        <w:rFonts w:ascii="Arial" w:hAnsi="Arial" w:cs="Arial" w:eastAsia="Arial"/>
         <w:b/>
         <w:bCs/>
       </w:rPr>
@@ -15849,7 +15849,7 @@
         <w:spacing w:before="0" w:after="0" w:line="240" w:lineRule="auto"/>
       </w:pPr>
       <w:rPr>
-        <w:rFonts w:asciiTheme="majorHAnsi" w:eastAsiaTheme="majorEastAsia" w:hAnsiTheme="majorHAnsi" w:cstheme="majorBidi"/>
+        <w:rFonts w:ascii="Arial" w:hAnsi="Arial" w:cs="Arial" w:eastAsia="Arial"/>
         <w:b/>
         <w:bCs/>
       </w:rPr>
@@ -15867,14 +15867,14 @@
     </w:tblStylePr>
     <w:tblStylePr w:type="firstCol">
       <w:rPr>
-        <w:rFonts w:asciiTheme="majorHAnsi" w:eastAsiaTheme="majorEastAsia" w:hAnsiTheme="majorHAnsi" w:cstheme="majorBidi"/>
+        <w:rFonts w:ascii="Arial" w:hAnsi="Arial" w:cs="Arial" w:eastAsia="Arial"/>
         <w:b/>
         <w:bCs/>
       </w:rPr>
     </w:tblStylePr>
     <w:tblStylePr w:type="lastCol">
       <w:rPr>
-        <w:rFonts w:asciiTheme="majorHAnsi" w:eastAsiaTheme="majorEastAsia" w:hAnsiTheme="majorHAnsi" w:cstheme="majorBidi"/>
+        <w:rFonts w:ascii="Arial" w:hAnsi="Arial" w:cs="Arial" w:eastAsia="Arial"/>
         <w:b/>
         <w:bCs/>
       </w:rPr>
@@ -15958,7 +15958,7 @@
         <w:spacing w:before="0" w:after="0" w:line="240" w:lineRule="auto"/>
       </w:pPr>
       <w:rPr>
-        <w:rFonts w:asciiTheme="majorHAnsi" w:eastAsiaTheme="majorEastAsia" w:hAnsiTheme="majorHAnsi" w:cstheme="majorBidi"/>
+        <w:rFonts w:ascii="Arial" w:hAnsi="Arial" w:cs="Arial" w:eastAsia="Arial"/>
         <w:b/>
         <w:bCs/>
       </w:rPr>
@@ -15979,7 +15979,7 @@
         <w:spacing w:before="0" w:after="0" w:line="240" w:lineRule="auto"/>
       </w:pPr>
       <w:rPr>
-        <w:rFonts w:asciiTheme="majorHAnsi" w:eastAsiaTheme="majorEastAsia" w:hAnsiTheme="majorHAnsi" w:cstheme="majorBidi"/>
+        <w:rFonts w:ascii="Arial" w:hAnsi="Arial" w:cs="Arial" w:eastAsia="Arial"/>
         <w:b/>
         <w:bCs/>
       </w:rPr>
@@ -15997,14 +15997,14 @@
     </w:tblStylePr>
     <w:tblStylePr w:type="firstCol">
       <w:rPr>
-        <w:rFonts w:asciiTheme="majorHAnsi" w:eastAsiaTheme="majorEastAsia" w:hAnsiTheme="majorHAnsi" w:cstheme="majorBidi"/>
+        <w:rFonts w:ascii="Arial" w:hAnsi="Arial" w:cs="Arial" w:eastAsia="Arial"/>
         <w:b/>
         <w:bCs/>
       </w:rPr>
     </w:tblStylePr>
     <w:tblStylePr w:type="lastCol">
       <w:rPr>
-        <w:rFonts w:asciiTheme="majorHAnsi" w:eastAsiaTheme="majorEastAsia" w:hAnsiTheme="majorHAnsi" w:cstheme="majorBidi"/>
+        <w:rFonts w:ascii="Arial" w:hAnsi="Arial" w:cs="Arial" w:eastAsia="Arial"/>
         <w:b/>
         <w:bCs/>
       </w:rPr>
@@ -16088,7 +16088,7 @@
         <w:spacing w:before="0" w:after="0" w:line="240" w:lineRule="auto"/>
       </w:pPr>
       <w:rPr>
-        <w:rFonts w:asciiTheme="majorHAnsi" w:eastAsiaTheme="majorEastAsia" w:hAnsiTheme="majorHAnsi" w:cstheme="majorBidi"/>
+        <w:rFonts w:ascii="Arial" w:hAnsi="Arial" w:cs="Arial" w:eastAsia="Arial"/>
         <w:b/>
         <w:bCs/>
       </w:rPr>
@@ -16109,7 +16109,7 @@
         <w:spacing w:before="0" w:after="0" w:line="240" w:lineRule="auto"/>
       </w:pPr>
       <w:rPr>
-        <w:rFonts w:asciiTheme="majorHAnsi" w:eastAsiaTheme="majorEastAsia" w:hAnsiTheme="majorHAnsi" w:cstheme="majorBidi"/>
+        <w:rFonts w:ascii="Arial" w:hAnsi="Arial" w:cs="Arial" w:eastAsia="Arial"/>
         <w:b/>
         <w:bCs/>
       </w:rPr>
@@ -16127,14 +16127,14 @@
     </w:tblStylePr>
     <w:tblStylePr w:type="firstCol">
       <w:rPr>
-        <w:rFonts w:asciiTheme="majorHAnsi" w:eastAsiaTheme="majorEastAsia" w:hAnsiTheme="majorHAnsi" w:cstheme="majorBidi"/>
+        <w:rFonts w:ascii="Arial" w:hAnsi="Arial" w:cs="Arial" w:eastAsia="Arial"/>
         <w:b/>
         <w:bCs/>
       </w:rPr>
     </w:tblStylePr>
     <w:tblStylePr w:type="lastCol">
       <w:rPr>
-        <w:rFonts w:asciiTheme="majorHAnsi" w:eastAsiaTheme="majorEastAsia" w:hAnsiTheme="majorHAnsi" w:cstheme="majorBidi"/>
+        <w:rFonts w:ascii="Arial" w:hAnsi="Arial" w:cs="Arial" w:eastAsia="Arial"/>
         <w:b/>
         <w:bCs/>
       </w:rPr>
@@ -16218,7 +16218,7 @@
         <w:spacing w:before="0" w:after="0" w:line="240" w:lineRule="auto"/>
       </w:pPr>
       <w:rPr>
-        <w:rFonts w:asciiTheme="majorHAnsi" w:eastAsiaTheme="majorEastAsia" w:hAnsiTheme="majorHAnsi" w:cstheme="majorBidi"/>
+        <w:rFonts w:ascii="Arial" w:hAnsi="Arial" w:cs="Arial" w:eastAsia="Arial"/>
         <w:b/>
         <w:bCs/>
       </w:rPr>
@@ -16239,7 +16239,7 @@
         <w:spacing w:before="0" w:after="0" w:line="240" w:lineRule="auto"/>
       </w:pPr>
       <w:rPr>
-        <w:rFonts w:asciiTheme="majorHAnsi" w:eastAsiaTheme="majorEastAsia" w:hAnsiTheme="majorHAnsi" w:cstheme="majorBidi"/>
+        <w:rFonts w:ascii="Arial" w:hAnsi="Arial" w:cs="Arial" w:eastAsia="Arial"/>
         <w:b/>
         <w:bCs/>
       </w:rPr>
@@ -16257,14 +16257,14 @@
     </w:tblStylePr>
     <w:tblStylePr w:type="firstCol">
       <w:rPr>
-        <w:rFonts w:asciiTheme="majorHAnsi" w:eastAsiaTheme="majorEastAsia" w:hAnsiTheme="majorHAnsi" w:cstheme="majorBidi"/>
+        <w:rFonts w:ascii="Arial" w:hAnsi="Arial" w:cs="Arial" w:eastAsia="Arial"/>
         <w:b/>
         <w:bCs/>
       </w:rPr>
     </w:tblStylePr>
     <w:tblStylePr w:type="lastCol">
       <w:rPr>
-        <w:rFonts w:asciiTheme="majorHAnsi" w:eastAsiaTheme="majorEastAsia" w:hAnsiTheme="majorHAnsi" w:cstheme="majorBidi"/>
+        <w:rFonts w:ascii="Arial" w:hAnsi="Arial" w:cs="Arial" w:eastAsia="Arial"/>
         <w:b/>
         <w:bCs/>
       </w:rPr>
@@ -16348,7 +16348,7 @@
         <w:spacing w:before="0" w:after="0" w:line="240" w:lineRule="auto"/>
       </w:pPr>
       <w:rPr>
-        <w:rFonts w:asciiTheme="majorHAnsi" w:eastAsiaTheme="majorEastAsia" w:hAnsiTheme="majorHAnsi" w:cstheme="majorBidi"/>
+        <w:rFonts w:ascii="Arial" w:hAnsi="Arial" w:cs="Arial" w:eastAsia="Arial"/>
         <w:b/>
         <w:bCs/>
       </w:rPr>
@@ -16369,7 +16369,7 @@
         <w:spacing w:before="0" w:after="0" w:line="240" w:lineRule="auto"/>
       </w:pPr>
       <w:rPr>
-        <w:rFonts w:asciiTheme="majorHAnsi" w:eastAsiaTheme="majorEastAsia" w:hAnsiTheme="majorHAnsi" w:cstheme="majorBidi"/>
+        <w:rFonts w:ascii="Arial" w:hAnsi="Arial" w:cs="Arial" w:eastAsia="Arial"/>
         <w:b/>
         <w:bCs/>
       </w:rPr>
@@ -16387,14 +16387,14 @@
     </w:tblStylePr>
     <w:tblStylePr w:type="firstCol">
       <w:rPr>
-        <w:rFonts w:asciiTheme="majorHAnsi" w:eastAsiaTheme="majorEastAsia" w:hAnsiTheme="majorHAnsi" w:cstheme="majorBidi"/>
+        <w:rFonts w:ascii="Arial" w:hAnsi="Arial" w:cs="Arial" w:eastAsia="Arial"/>
         <w:b/>
         <w:bCs/>
       </w:rPr>
     </w:tblStylePr>
     <w:tblStylePr w:type="lastCol">
       <w:rPr>
-        <w:rFonts w:asciiTheme="majorHAnsi" w:eastAsiaTheme="majorEastAsia" w:hAnsiTheme="majorHAnsi" w:cstheme="majorBidi"/>
+        <w:rFonts w:ascii="Arial" w:hAnsi="Arial" w:cs="Arial" w:eastAsia="Arial"/>
         <w:b/>
         <w:bCs/>
       </w:rPr>
@@ -16478,7 +16478,7 @@
         <w:spacing w:before="0" w:after="0" w:line="240" w:lineRule="auto"/>
       </w:pPr>
       <w:rPr>
-        <w:rFonts w:asciiTheme="majorHAnsi" w:eastAsiaTheme="majorEastAsia" w:hAnsiTheme="majorHAnsi" w:cstheme="majorBidi"/>
+        <w:rFonts w:ascii="Arial" w:hAnsi="Arial" w:cs="Arial" w:eastAsia="Arial"/>
         <w:b/>
         <w:bCs/>
       </w:rPr>
@@ -16499,7 +16499,7 @@
         <w:spacing w:before="0" w:after="0" w:line="240" w:lineRule="auto"/>
       </w:pPr>
       <w:rPr>
-        <w:rFonts w:asciiTheme="majorHAnsi" w:eastAsiaTheme="majorEastAsia" w:hAnsiTheme="majorHAnsi" w:cstheme="majorBidi"/>
+        <w:rFonts w:ascii="Arial" w:hAnsi="Arial" w:cs="Arial" w:eastAsia="Arial"/>
         <w:b/>
         <w:bCs/>
       </w:rPr>
@@ -16517,14 +16517,14 @@
     </w:tblStylePr>
     <w:tblStylePr w:type="firstCol">
       <w:rPr>
-        <w:rFonts w:asciiTheme="majorHAnsi" w:eastAsiaTheme="majorEastAsia" w:hAnsiTheme="majorHAnsi" w:cstheme="majorBidi"/>
+        <w:rFonts w:ascii="Arial" w:hAnsi="Arial" w:cs="Arial" w:eastAsia="Arial"/>
         <w:b/>
         <w:bCs/>
       </w:rPr>
     </w:tblStylePr>
     <w:tblStylePr w:type="lastCol">
       <w:rPr>
-        <w:rFonts w:asciiTheme="majorHAnsi" w:eastAsiaTheme="majorEastAsia" w:hAnsiTheme="majorHAnsi" w:cstheme="majorBidi"/>
+        <w:rFonts w:ascii="Arial" w:hAnsi="Arial" w:cs="Arial" w:eastAsia="Arial"/>
         <w:b/>
         <w:bCs/>
       </w:rPr>
@@ -16608,7 +16608,7 @@
         <w:spacing w:before="0" w:after="0" w:line="240" w:lineRule="auto"/>
       </w:pPr>
       <w:rPr>
-        <w:rFonts w:asciiTheme="majorHAnsi" w:eastAsiaTheme="majorEastAsia" w:hAnsiTheme="majorHAnsi" w:cstheme="majorBidi"/>
+        <w:rFonts w:ascii="Arial" w:hAnsi="Arial" w:cs="Arial" w:eastAsia="Arial"/>
         <w:b/>
         <w:bCs/>
       </w:rPr>
@@ -16629,7 +16629,7 @@
         <w:spacing w:before="0" w:after="0" w:line="240" w:lineRule="auto"/>
       </w:pPr>
       <w:rPr>
-        <w:rFonts w:asciiTheme="majorHAnsi" w:eastAsiaTheme="majorEastAsia" w:hAnsiTheme="majorHAnsi" w:cstheme="majorBidi"/>
+        <w:rFonts w:ascii="Arial" w:hAnsi="Arial" w:cs="Arial" w:eastAsia="Arial"/>
         <w:b/>
         <w:bCs/>
       </w:rPr>
@@ -16647,14 +16647,14 @@
     </w:tblStylePr>
     <w:tblStylePr w:type="firstCol">
       <w:rPr>
-        <w:rFonts w:asciiTheme="majorHAnsi" w:eastAsiaTheme="majorEastAsia" w:hAnsiTheme="majorHAnsi" w:cstheme="majorBidi"/>
+        <w:rFonts w:ascii="Arial" w:hAnsi="Arial" w:cs="Arial" w:eastAsia="Arial"/>
         <w:b/>
         <w:bCs/>
       </w:rPr>
     </w:tblStylePr>
     <w:tblStylePr w:type="lastCol">
       <w:rPr>
-        <w:rFonts w:asciiTheme="majorHAnsi" w:eastAsiaTheme="majorEastAsia" w:hAnsiTheme="majorHAnsi" w:cstheme="majorBidi"/>
+        <w:rFonts w:ascii="Arial" w:hAnsi="Arial" w:cs="Arial" w:eastAsia="Arial"/>
         <w:b/>
         <w:bCs/>
       </w:rPr>
@@ -18519,7 +18519,7 @@
     </w:tblPr>
     <w:tblStylePr w:type="firstRow">
       <w:rPr>
-        <w:rFonts w:asciiTheme="majorHAnsi" w:eastAsiaTheme="majorEastAsia" w:hAnsiTheme="majorHAnsi" w:cstheme="majorBidi"/>
+        <w:rFonts w:ascii="Arial" w:hAnsi="Arial" w:cs="Arial" w:eastAsia="Arial"/>
       </w:rPr>
       <w:tblPr/>
       <w:tcPr>
@@ -18603,7 +18603,7 @@
     </w:tblPr>
     <w:tblStylePr w:type="firstRow">
       <w:rPr>
-        <w:rFonts w:asciiTheme="majorHAnsi" w:eastAsiaTheme="majorEastAsia" w:hAnsiTheme="majorHAnsi" w:cstheme="majorBidi"/>
+        <w:rFonts w:ascii="Arial" w:hAnsi="Arial" w:cs="Arial" w:eastAsia="Arial"/>
       </w:rPr>
       <w:tblPr/>
       <w:tcPr>
@@ -18687,7 +18687,7 @@
     </w:tblPr>
     <w:tblStylePr w:type="firstRow">
       <w:rPr>
-        <w:rFonts w:asciiTheme="majorHAnsi" w:eastAsiaTheme="majorEastAsia" w:hAnsiTheme="majorHAnsi" w:cstheme="majorBidi"/>
+        <w:rFonts w:ascii="Arial" w:hAnsi="Arial" w:cs="Arial" w:eastAsia="Arial"/>
       </w:rPr>
       <w:tblPr/>
       <w:tcPr>
@@ -18771,7 +18771,7 @@
     </w:tblPr>
     <w:tblStylePr w:type="firstRow">
       <w:rPr>
-        <w:rFonts w:asciiTheme="majorHAnsi" w:eastAsiaTheme="majorEastAsia" w:hAnsiTheme="majorHAnsi" w:cstheme="majorBidi"/>
+        <w:rFonts w:ascii="Arial" w:hAnsi="Arial" w:cs="Arial" w:eastAsia="Arial"/>
       </w:rPr>
       <w:tblPr/>
       <w:tcPr>
@@ -18855,7 +18855,7 @@
     </w:tblPr>
     <w:tblStylePr w:type="firstRow">
       <w:rPr>
-        <w:rFonts w:asciiTheme="majorHAnsi" w:eastAsiaTheme="majorEastAsia" w:hAnsiTheme="majorHAnsi" w:cstheme="majorBidi"/>
+        <w:rFonts w:ascii="Arial" w:hAnsi="Arial" w:cs="Arial" w:eastAsia="Arial"/>
       </w:rPr>
       <w:tblPr/>
       <w:tcPr>
@@ -18939,7 +18939,7 @@
     </w:tblPr>
     <w:tblStylePr w:type="firstRow">
       <w:rPr>
-        <w:rFonts w:asciiTheme="majorHAnsi" w:eastAsiaTheme="majorEastAsia" w:hAnsiTheme="majorHAnsi" w:cstheme="majorBidi"/>
+        <w:rFonts w:ascii="Arial" w:hAnsi="Arial" w:cs="Arial" w:eastAsia="Arial"/>
       </w:rPr>
       <w:tblPr/>
       <w:tcPr>
@@ -19023,7 +19023,7 @@
     </w:tblPr>
     <w:tblStylePr w:type="firstRow">
       <w:rPr>
-        <w:rFonts w:asciiTheme="majorHAnsi" w:eastAsiaTheme="majorEastAsia" w:hAnsiTheme="majorHAnsi" w:cstheme="majorBidi"/>
+        <w:rFonts w:ascii="Arial" w:hAnsi="Arial" w:cs="Arial" w:eastAsia="Arial"/>
       </w:rPr>
       <w:tblPr/>
       <w:tcPr>
@@ -19088,7 +19088,7 @@
       <w:spacing w:after="0" w:line="240" w:lineRule="auto"/>
     </w:pPr>
     <w:rPr>
-      <w:rFonts w:asciiTheme="majorHAnsi" w:eastAsiaTheme="majorEastAsia" w:hAnsiTheme="majorHAnsi" w:cstheme="majorBidi"/>
+      <w:rFonts w:ascii="Arial" w:hAnsi="Arial" w:cs="Arial" w:eastAsia="Arial"/>
       <w:color w:val="000000" w:themeColor="text1"/>
     </w:rPr>
     <w:tblPr>
@@ -19216,7 +19216,7 @@
       <w:spacing w:after="0" w:line="240" w:lineRule="auto"/>
     </w:pPr>
     <w:rPr>
-      <w:rFonts w:asciiTheme="majorHAnsi" w:eastAsiaTheme="majorEastAsia" w:hAnsiTheme="majorHAnsi" w:cstheme="majorBidi"/>
+      <w:rFonts w:ascii="Arial" w:hAnsi="Arial" w:cs="Arial" w:eastAsia="Arial"/>
       <w:color w:val="000000" w:themeColor="text1"/>
     </w:rPr>
     <w:tblPr>
@@ -19344,7 +19344,7 @@
       <w:spacing w:after="0" w:line="240" w:lineRule="auto"/>
     </w:pPr>
     <w:rPr>
-      <w:rFonts w:asciiTheme="majorHAnsi" w:eastAsiaTheme="majorEastAsia" w:hAnsiTheme="majorHAnsi" w:cstheme="majorBidi"/>
+      <w:rFonts w:ascii="Arial" w:hAnsi="Arial" w:cs="Arial" w:eastAsia="Arial"/>
       <w:color w:val="000000" w:themeColor="text1"/>
     </w:rPr>
     <w:tblPr>
@@ -19472,7 +19472,7 @@
       <w:spacing w:after="0" w:line="240" w:lineRule="auto"/>
     </w:pPr>
     <w:rPr>
-      <w:rFonts w:asciiTheme="majorHAnsi" w:eastAsiaTheme="majorEastAsia" w:hAnsiTheme="majorHAnsi" w:cstheme="majorBidi"/>
+      <w:rFonts w:ascii="Arial" w:hAnsi="Arial" w:cs="Arial" w:eastAsia="Arial"/>
       <w:color w:val="000000" w:themeColor="text1"/>
     </w:rPr>
     <w:tblPr>
@@ -19600,7 +19600,7 @@
       <w:spacing w:after="0" w:line="240" w:lineRule="auto"/>
     </w:pPr>
     <w:rPr>
-      <w:rFonts w:asciiTheme="majorHAnsi" w:eastAsiaTheme="majorEastAsia" w:hAnsiTheme="majorHAnsi" w:cstheme="majorBidi"/>
+      <w:rFonts w:ascii="Arial" w:hAnsi="Arial" w:cs="Arial" w:eastAsia="Arial"/>
       <w:color w:val="000000" w:themeColor="text1"/>
     </w:rPr>
     <w:tblPr>
@@ -19728,7 +19728,7 @@
       <w:spacing w:after="0" w:line="240" w:lineRule="auto"/>
     </w:pPr>
     <w:rPr>
-      <w:rFonts w:asciiTheme="majorHAnsi" w:eastAsiaTheme="majorEastAsia" w:hAnsiTheme="majorHAnsi" w:cstheme="majorBidi"/>
+      <w:rFonts w:ascii="Arial" w:hAnsi="Arial" w:cs="Arial" w:eastAsia="Arial"/>
       <w:color w:val="000000" w:themeColor="text1"/>
     </w:rPr>
     <w:tblPr>
@@ -19856,7 +19856,7 @@
       <w:spacing w:after="0" w:line="240" w:lineRule="auto"/>
     </w:pPr>
     <w:rPr>
-      <w:rFonts w:asciiTheme="majorHAnsi" w:eastAsiaTheme="majorEastAsia" w:hAnsiTheme="majorHAnsi" w:cstheme="majorBidi"/>
+      <w:rFonts w:ascii="Arial" w:hAnsi="Arial" w:cs="Arial" w:eastAsia="Arial"/>
       <w:color w:val="000000" w:themeColor="text1"/>
     </w:rPr>
     <w:tblPr>
@@ -20495,7 +20495,7 @@
       <w:spacing w:after="0" w:line="240" w:lineRule="auto"/>
     </w:pPr>
     <w:rPr>
-      <w:rFonts w:asciiTheme="majorHAnsi" w:eastAsiaTheme="majorEastAsia" w:hAnsiTheme="majorHAnsi" w:cstheme="majorBidi"/>
+      <w:rFonts w:ascii="Arial" w:hAnsi="Arial" w:cs="Arial" w:eastAsia="Arial"/>
       <w:color w:val="000000" w:themeColor="text1"/>
     </w:rPr>
     <w:tblPr>
@@ -20620,7 +20620,7 @@
       <w:spacing w:after="0" w:line="240" w:lineRule="auto"/>
     </w:pPr>
     <w:rPr>
-      <w:rFonts w:asciiTheme="majorHAnsi" w:eastAsiaTheme="majorEastAsia" w:hAnsiTheme="majorHAnsi" w:cstheme="majorBidi"/>
+      <w:rFonts w:ascii="Arial" w:hAnsi="Arial" w:cs="Arial" w:eastAsia="Arial"/>
       <w:color w:val="000000" w:themeColor="text1"/>
     </w:rPr>
     <w:tblPr>
@@ -20745,7 +20745,7 @@
       <w:spacing w:after="0" w:line="240" w:lineRule="auto"/>
     </w:pPr>
     <w:rPr>
-      <w:rFonts w:asciiTheme="majorHAnsi" w:eastAsiaTheme="majorEastAsia" w:hAnsiTheme="majorHAnsi" w:cstheme="majorBidi"/>
+      <w:rFonts w:ascii="Arial" w:hAnsi="Arial" w:cs="Arial" w:eastAsia="Arial"/>
       <w:color w:val="000000" w:themeColor="text1"/>
     </w:rPr>
     <w:tblPr>
@@ -20870,7 +20870,7 @@
       <w:spacing w:after="0" w:line="240" w:lineRule="auto"/>
     </w:pPr>
     <w:rPr>
-      <w:rFonts w:asciiTheme="majorHAnsi" w:eastAsiaTheme="majorEastAsia" w:hAnsiTheme="majorHAnsi" w:cstheme="majorBidi"/>
+      <w:rFonts w:ascii="Arial" w:hAnsi="Arial" w:cs="Arial" w:eastAsia="Arial"/>
       <w:color w:val="000000" w:themeColor="text1"/>
     </w:rPr>
     <w:tblPr>
@@ -20995,7 +20995,7 @@
       <w:spacing w:after="0" w:line="240" w:lineRule="auto"/>
     </w:pPr>
     <w:rPr>
-      <w:rFonts w:asciiTheme="majorHAnsi" w:eastAsiaTheme="majorEastAsia" w:hAnsiTheme="majorHAnsi" w:cstheme="majorBidi"/>
+      <w:rFonts w:ascii="Arial" w:hAnsi="Arial" w:cs="Arial" w:eastAsia="Arial"/>
       <w:color w:val="000000" w:themeColor="text1"/>
     </w:rPr>
     <w:tblPr>
@@ -21120,7 +21120,7 @@
       <w:spacing w:after="0" w:line="240" w:lineRule="auto"/>
     </w:pPr>
     <w:rPr>
-      <w:rFonts w:asciiTheme="majorHAnsi" w:eastAsiaTheme="majorEastAsia" w:hAnsiTheme="majorHAnsi" w:cstheme="majorBidi"/>
+      <w:rFonts w:ascii="Arial" w:hAnsi="Arial" w:cs="Arial" w:eastAsia="Arial"/>
       <w:color w:val="000000" w:themeColor="text1"/>
     </w:rPr>
     <w:tblPr>
@@ -21245,7 +21245,7 @@
       <w:spacing w:after="0" w:line="240" w:lineRule="auto"/>
     </w:pPr>
     <w:rPr>
-      <w:rFonts w:asciiTheme="majorHAnsi" w:eastAsiaTheme="majorEastAsia" w:hAnsiTheme="majorHAnsi" w:cstheme="majorBidi"/>
+      <w:rFonts w:ascii="Arial" w:hAnsi="Arial" w:cs="Arial" w:eastAsia="Arial"/>
       <w:color w:val="000000" w:themeColor="text1"/>
     </w:rPr>
     <w:tblPr>
@@ -25198,7 +25198,7 @@
     </a:clrScheme>
     <a:fontScheme name="Office">
       <a:majorFont>
-        <a:latin typeface="Calibri"/>
+        <a:latin typeface="Arial"/>
         <a:ea typeface=""/>
         <a:cs typeface=""/>
         <a:font script="Jpan" typeface="ＭＳ ゴシック"/>
@@ -25233,7 +25233,7 @@
         <a:font script="Geor" typeface="Sylfaen"/>
       </a:majorFont>
       <a:minorFont>
-        <a:latin typeface="Cambria"/>
+        <a:latin typeface="Arial"/>
         <a:ea typeface=""/>
         <a:cs typeface=""/>
         <a:font script="Jpan" typeface="ＭＳ 明朝"/>

--- a/assets/worksheets/simple-spectrometer/02-multiple-sources.docx
+++ b/assets/worksheets/simple-spectrometer/02-multiple-sources.docx
@@ -1266,15 +1266,39 @@
     <w:pPr>
       <w:pStyle w:val="Header"/>
       <w:tabs>
-        <w:tab w:pos="10080" w:val="right"/>
+        <w:tab w:val="clear" w:pos="576"/>
+        <w:tab w:val="clear" w:pos="1152"/>
+        <w:tab w:val="clear" w:pos="1728"/>
+        <w:tab w:val="clear" w:pos="2304"/>
+        <w:tab w:val="clear" w:pos="2880"/>
+        <w:tab w:val="clear" w:pos="3456"/>
+        <w:tab w:val="clear" w:pos="4032"/>
+        <w:tab w:pos="9820" w:val="right"/>
       </w:tabs>
+      <w:spacing w:before="0" w:after="0" w:lineRule="exact" w:line="480"/>
+      <w:shd w:val="clear" w:fill="002855"/>
+      <w:pBdr>
+        <w:bottom w:val="single" w:sz="16" w:space="0" w:color="EEAA00"/>
+      </w:pBdr>
     </w:pPr>
     <w:r>
       <w:rPr>
-        <w:b/>
-        <w:color w:val="002855"/>
-      </w:rPr>
-      <w:t>WVU DSPIRA</w:t>
+        <w:rFonts w:ascii="Arial" w:hAnsi="Arial"/>
+        <w:b/>
+        <w:color w:val="FFFFFF"/>
+        <w:sz w:val="32"/>
+      </w:rPr>
+      <w:t xml:space="preserve">  WVU DSPIRA</w:t>
+    </w:r>
+    <w:r>
+      <w:rPr>
+        <w:rFonts w:ascii="Arial" w:hAnsi="Arial"/>
+        <w:b w:val="0"/>
+        <w:color w:val="FFFFFF"/>
+        <w:sz w:val="18"/>
+      </w:rPr>
+      <w:tab/>
+      <w:t>WEST VIRGINIA UNIVERSITY</w:t>
     </w:r>
   </w:p>
 </w:hdr>

--- a/assets/worksheets/simple-spectrometer/02-multiple-sources.docx
+++ b/assets/worksheets/simple-spectrometer/02-multiple-sources.docx
@@ -654,7 +654,7 @@
       </w:tabs>
     </w:pPr>
     <w:r>
-      <w:t>wvurail.org/dspira</w:t>
+      <w:t>rail.wvu.edu/dspira</w:t>
     </w:r>
     <w:r>
       <w:tab/>
